--- a/state-vignettes/new_jersey_highway_report.docx
+++ b/state-vignettes/new_jersey_highway_report.docx
@@ -10,12 +10,12 @@
         <w:rPr>
           <w:color w:val="FF5500"/>
         </w:rPr>
-        <w:t>New Jersey Ranks 40th in the Nation in Highway Performance and Cost-Effectiveness</w:t>
+        <w:t>New Jersey Ranks 41st in the Nation in Highway Performance and Cost-Effectiveness</w:t>
       </w:r>
     </w:p>
     <w:p>
       <w:r>
-        <w:t>New Jersey’s highway system ranks 40th in the nation in overall cost-effectiveness and condition.</w:t>
+        <w:t>New Jersey’s highway system ranks 41st in the nation in overall cost-effectiveness and condition.</w:t>
       </w:r>
     </w:p>
     <w:p>
@@ -25,42 +25,42 @@
     </w:p>
     <w:p>
       <w:r>
-        <w:t>In safety and condition categories, New Jersey’s highways rank 42nd in urban Interstate pavement condition, 17th in rural Interstate pavement condition, 41st in urban arterial pavement condition, 31st in rural arterial pavement condition, 27th in structurally deficient bridges, 14th in urban fatality rate, and 16th in rural fatality rate.</w:t>
+        <w:t>In safety and condition categories, New Jersey’s highways rank 39th in urban Interstate pavement condition, 26th in rural Interstate pavement condition, 41st in urban arterial pavement condition, 34th in rural arterial pavement condition, 25th in structurally deficient bridges, 17th in urban fatality rate, and 47th in rural fatality rate.</w:t>
       </w:r>
     </w:p>
     <w:p>
       <w:r>
-        <w:t>New Jersey ranks 50th out of the 50 states in traffic congestion, and its drivers spend 84.78 hours a year stuck in traffic congestion.</w:t>
+        <w:t>New Jersey ranks 50th out of the 50 states in traffic congestion, and its drivers spend 86.89 hours a year stuck in traffic congestion.</w:t>
       </w:r>
     </w:p>
     <w:p>
       <w:r>
-        <w:t>In spending and cost-effectiveness, New Jersey ranks 44th in capital and bridge disbursements, which are the costs of building new roads and bridges and widening existing ones. New Jersey ranks 42nd in maintenance spending, such as the costs of repaving roads and filling in potholes. New Jersey’s administrative disbursements, including office spending that doesn’t make its way to roads, rank 31st nationwide.</w:t>
+        <w:t>In spending and cost-effectiveness, New Jersey ranks 45th in capital and bridge disbursements, which are the costs of building new roads and bridges and widening existing ones. New Jersey ranks 33rd in maintenance spending, such as the costs of repaving roads and filling in potholes. New Jersey’s administrative disbursements, including office spending that doesn’t make its way to roads, rank 31st nationwide.</w:t>
       </w:r>
     </w:p>
     <w:p>
       <w:r>
-        <w:t>Compared to last year, New Jersey has the following notable changes in rankings: Rural Fatality Rate worsened by 11 points, from 5 to 16; Rural Interstate Pavement Condition worsened by 5.0 points, from 12 to 17; Administrative Disbursements worsened by 21 points, from 10 to 31; Capital &amp; Bridge Disbursements worsened by 5 points, from 39 to 44; Maintenance Disbursements worsened by 26 points, from 16 to 42; Overall worsened by 6 points, from 34 to 40.</w:t>
+        <w:t>Compared to last year, New Jersey has the following notable changes in rankings: Maintenance Disbursements improved by 9 points, from 42 to 33; Rural Interstate Pavement Condition worsened by 9.0 points, from 17 to 26; Rural Fatality Rate worsened by 31 points, from 16 to 47.</w:t>
       </w:r>
     </w:p>
     <w:p>
       <w:r>
-        <w:t>Compared to neighboring and nearby states, New Jersey’s overall highway performance is worse than Delaware (32nd), Pennsylvania (36th), Connecticut (7th), and Maryland (34th); better than New York (47th).</w:t>
+        <w:t>Compared to neighboring and nearby states, New Jersey’s overall highway performance is worse than Delaware (31st), Pennsylvania (35th), Connecticut (9th), and Maryland (36th); better than New York (46th).</w:t>
       </w:r>
     </w:p>
     <w:p>
       <w:r>
-        <w:t>Comparing its overall performance to similarly populated states, New Jersey ranks worse than Virginia (1st) and Michigan (23rd).</w:t>
+        <w:t>Comparing its overall performance to similarly populated states, New Jersey ranks worse than Virginia (8th) and Michigan (19th).</w:t>
       </w:r>
     </w:p>
     <w:p>
       <w:r>
-        <w:t>New Jersey’s highway system ranks 40th out of 50 states overall this year, compared to 34th last year.</w:t>
+        <w:t>New Jersey’s highway system ranks 41st out of 50 states overall this year, compared to 40th last year.</w:t>
       </w:r>
     </w:p>
     <w:p>
       <w:r>
-        <w:t>“In terms of improving in the road condition and performance categories, New Jersey should focus on reducing Urbanized Area Congestion and Capital &amp; Bridge Disbursements. New Jersey’s rank of 50th in Urbanized Area Congestion makes it one of the worst in the nation for this safety metric,” said Baruch Feigenbaum, lead author of the 29th Annual Highway Report and senior managing director of transportation policy at Reason Foundation.</w:t>
+        <w:t>“In terms of improving in the road condition and performance categories, New Jersey should focus on reducing Urbanized Area Congestion and Rural Fatality Rate. New Jersey’s rank of 50th in Urbanized Area Congestion makes it one of the worst in the nation for this safety metric,” said Baruch Feigenbaum, lead author of the 30th Annual Highway Report and senior managing director of transportation policy at Reason Foundation.</w:t>
       </w:r>
     </w:p>
     <w:p>
@@ -70,7 +70,7 @@
           <w:color w:val="FF5500"/>
           <w:sz w:val="28"/>
         </w:rPr>
-        <w:t>NEW JERSEY’S RANKINGS IN THE 29TH ANNUAL HIGHWAY REPORT</w:t>
+        <w:t>NEW JERSEY’S RANKINGS IN THE 30TH ANNUAL HIGHWAY REPORT</w:t>
       </w:r>
     </w:p>
     <w:tbl>
@@ -148,7 +148,7 @@
               <w:rPr>
                 <w:sz w:val="20"/>
               </w:rPr>
-              <w:t>40</w:t>
+              <w:t>41</w:t>
             </w:r>
           </w:p>
         </w:tc>
@@ -179,7 +179,7 @@
               <w:rPr>
                 <w:sz w:val="20"/>
               </w:rPr>
-              <w:t>44</w:t>
+              <w:t>45</w:t>
             </w:r>
           </w:p>
         </w:tc>
@@ -212,7 +212,7 @@
               <w:rPr>
                 <w:sz w:val="20"/>
               </w:rPr>
-              <w:t>42</w:t>
+              <w:t>33</w:t>
             </w:r>
           </w:p>
         </w:tc>
@@ -276,7 +276,7 @@
               <w:rPr>
                 <w:sz w:val="20"/>
               </w:rPr>
-              <w:t>40</w:t>
+              <w:t>44</w:t>
             </w:r>
           </w:p>
         </w:tc>
@@ -307,7 +307,7 @@
               <w:rPr>
                 <w:sz w:val="20"/>
               </w:rPr>
-              <w:t>17</w:t>
+              <w:t>26</w:t>
             </w:r>
           </w:p>
         </w:tc>
@@ -340,7 +340,7 @@
               <w:rPr>
                 <w:sz w:val="20"/>
               </w:rPr>
-              <w:t>31</w:t>
+              <w:t>34</w:t>
             </w:r>
           </w:p>
         </w:tc>
@@ -371,7 +371,7 @@
               <w:rPr>
                 <w:sz w:val="20"/>
               </w:rPr>
-              <w:t>42</w:t>
+              <w:t>39</w:t>
             </w:r>
           </w:p>
         </w:tc>
@@ -468,7 +468,7 @@
               <w:rPr>
                 <w:sz w:val="20"/>
               </w:rPr>
-              <w:t>27</w:t>
+              <w:t>25</w:t>
             </w:r>
           </w:p>
         </w:tc>
@@ -499,7 +499,7 @@
               <w:rPr>
                 <w:sz w:val="20"/>
               </w:rPr>
-              <w:t>16</w:t>
+              <w:t>47</w:t>
             </w:r>
           </w:p>
         </w:tc>
@@ -532,7 +532,7 @@
               <w:rPr>
                 <w:sz w:val="20"/>
               </w:rPr>
-              <w:t>14</w:t>
+              <w:t>17</w:t>
             </w:r>
           </w:p>
         </w:tc>
@@ -563,7 +563,7 @@
               <w:rPr>
                 <w:sz w:val="20"/>
               </w:rPr>
-              <w:t>4</w:t>
+              <w:t>5</w:t>
             </w:r>
           </w:p>
         </w:tc>
@@ -572,12 +572,12 @@
     <w:p>
       <w:r>
         <w:br/>
-        <w:t>Reason Foundation’s 29th Annual Highway Report measures the condition and cost- effectiveness of state-controlled highways in 13 categories, including pavement and bridge conditions, traffic fatalities, and spending. In the performance categories, ranking first implies the state has the best or lowest fatality rate and its road pavement is in the best condition. A ranking of 50th in performance categories means the state has the worst fatality rates or pavement conditions. In simplified terms, in the cost-effectiveness categories, a rank of 50 means the state spends more money, and a first-place ranking means the state spends less money than other states in that category.</w:t>
+        <w:t>Reason Foundation’s 30th Annual Highway Report measures the condition and cost-effectiveness of state-controlled highways in 13 categories, including pavement and bridge conditions, traffic fatalities, and spending. In the performance categories, ranking first implies the state has the best or lowest fatality rate and its road pavement is in the best condition. A ranking of 50th in performance categories means the state has the worst fatality rates or pavement conditions. In simplified terms, in the cost-effectiveness categories, a rank of 50 means the state spends more money, and a first-place ranking means the state spends less money than other states in that category.</w:t>
       </w:r>
     </w:p>
     <w:p>
       <w:r>
-        <w:t>The report’s data are primarily information each state directly reported to the Federal Highway Administration for 2023. Better Roads and Bridges provides the deficient bridge data, and INRIX.com provides the traffic congestion data.</w:t>
+        <w:t>The report’s data are primarily information each state directly reported to the Federal Highway Administration for 2024. Better Roads and Bridges provides the deficient bridge data, and INRIX.com provides the traffic congestion data.</w:t>
       </w:r>
     </w:p>
     <w:sectPr>
